--- a/cep-iot-bus-stop/chapters/Table_of_Contents_PAGES.docx
+++ b/cep-iot-bus-stop/chapters/Table_of_Contents_PAGES.docx
@@ -4,13 +4,13 @@
   <w:body>
     <w:p>
       <w:pPr>
-        <w:spacing w:before="0" w:after="0"/>
+        <w:spacing w:before="0" w:after="0" w:line="240" w:lineRule="auto"/>
         <w:jc w:val="center"/>
       </w:pPr>
       <w:r>
         <w:drawing>
           <wp:inline xmlns:a="http://schemas.openxmlformats.org/drawingml/2006/main" xmlns:pic="http://schemas.openxmlformats.org/drawingml/2006/picture">
-            <wp:extent cx="7040880" cy="9110805"/>
+            <wp:extent cx="7560000" cy="10692000"/>
             <wp:docPr id="1" name="Picture 1"/>
             <wp:cNvGraphicFramePr>
               <a:graphicFrameLocks noChangeAspect="1"/>
@@ -19,7 +19,7 @@
               <a:graphicData uri="http://schemas.openxmlformats.org/drawingml/2006/picture">
                 <pic:pic>
                   <pic:nvPicPr>
-                    <pic:cNvPr id="0" name="page_1.png"/>
+                    <pic:cNvPr id="0" name="TOC_page_1.png"/>
                     <pic:cNvPicPr/>
                   </pic:nvPicPr>
                   <pic:blipFill>
@@ -31,7 +31,7 @@
                   <pic:spPr>
                     <a:xfrm>
                       <a:off x="0" y="0"/>
-                      <a:ext cx="7040880" cy="9110805"/>
+                      <a:ext cx="7560000" cy="10692000"/>
                     </a:xfrm>
                     <a:prstGeom prst="rect"/>
                   </pic:spPr>
@@ -49,13 +49,13 @@
     </w:p>
     <w:p>
       <w:pPr>
-        <w:spacing w:before="0" w:after="0"/>
+        <w:spacing w:before="0" w:after="0" w:line="240" w:lineRule="auto"/>
         <w:jc w:val="center"/>
       </w:pPr>
       <w:r>
         <w:drawing>
           <wp:inline xmlns:a="http://schemas.openxmlformats.org/drawingml/2006/main" xmlns:pic="http://schemas.openxmlformats.org/drawingml/2006/picture">
-            <wp:extent cx="7040880" cy="9110805"/>
+            <wp:extent cx="7560000" cy="10692000"/>
             <wp:docPr id="2" name="Picture 2"/>
             <wp:cNvGraphicFramePr>
               <a:graphicFrameLocks noChangeAspect="1"/>
@@ -64,7 +64,7 @@
               <a:graphicData uri="http://schemas.openxmlformats.org/drawingml/2006/picture">
                 <pic:pic>
                   <pic:nvPicPr>
-                    <pic:cNvPr id="0" name="page_2.png"/>
+                    <pic:cNvPr id="0" name="TOC_page_2.png"/>
                     <pic:cNvPicPr/>
                   </pic:nvPicPr>
                   <pic:blipFill>
@@ -76,7 +76,7 @@
                   <pic:spPr>
                     <a:xfrm>
                       <a:off x="0" y="0"/>
-                      <a:ext cx="7040880" cy="9110805"/>
+                      <a:ext cx="7560000" cy="10692000"/>
                     </a:xfrm>
                     <a:prstGeom prst="rect"/>
                   </pic:spPr>
@@ -94,13 +94,13 @@
     </w:p>
     <w:p>
       <w:pPr>
-        <w:spacing w:before="0" w:after="0"/>
+        <w:spacing w:before="0" w:after="0" w:line="240" w:lineRule="auto"/>
         <w:jc w:val="center"/>
       </w:pPr>
       <w:r>
         <w:drawing>
           <wp:inline xmlns:a="http://schemas.openxmlformats.org/drawingml/2006/main" xmlns:pic="http://schemas.openxmlformats.org/drawingml/2006/picture">
-            <wp:extent cx="7040880" cy="9110805"/>
+            <wp:extent cx="7560000" cy="10692000"/>
             <wp:docPr id="3" name="Picture 3"/>
             <wp:cNvGraphicFramePr>
               <a:graphicFrameLocks noChangeAspect="1"/>
@@ -109,7 +109,7 @@
               <a:graphicData uri="http://schemas.openxmlformats.org/drawingml/2006/picture">
                 <pic:pic>
                   <pic:nvPicPr>
-                    <pic:cNvPr id="0" name="page_3.png"/>
+                    <pic:cNvPr id="0" name="TOC_page_3.png"/>
                     <pic:cNvPicPr/>
                   </pic:nvPicPr>
                   <pic:blipFill>
@@ -121,7 +121,7 @@
                   <pic:spPr>
                     <a:xfrm>
                       <a:off x="0" y="0"/>
-                      <a:ext cx="7040880" cy="9110805"/>
+                      <a:ext cx="7560000" cy="10692000"/>
                     </a:xfrm>
                     <a:prstGeom prst="rect"/>
                   </pic:spPr>
@@ -133,8 +133,8 @@
       </w:r>
     </w:p>
     <w:sectPr>
-      <w:pgSz w:w="12240" w:h="15840"/>
-      <w:pgMar w:top="576" w:right="576" w:bottom="576" w:left="576" w:header="720" w:footer="720" w:gutter="0"/>
+      <w:pgSz w:w="11906" w:h="16838"/>
+      <w:pgMar w:top="0" w:right="0" w:bottom="0" w:left="0" w:header="720" w:footer="720" w:gutter="0"/>
       <w:cols w:space="720"/>
       <w:docGrid w:linePitch="360"/>
     </w:sectPr>
